--- a/04_JobKitAI/output/naukri/GSR_Business_Services_Cypress_Automation_Tester_Vishnudeep_Jayam.docx
+++ b/04_JobKitAI/output/naukri/GSR_Business_Services_Cypress_Automation_Tester_Vishnudeep_Jayam.docx
@@ -68,7 +68,7 @@
         </w:rPr>
         <w:t xml:space="preserve">  •  </w:t>
       </w:r>
-      <w:hyperlink w:history="1" r:id="rIdeqc1m-plrt4i5pz_b4kyb">
+      <w:hyperlink w:history="1" r:id="rIdhl9h36a3luptre_8ru7ad">
         <w:r>
           <w:rPr>
             <w:rFonts w:ascii="Calibri" w:cs="Calibri" w:eastAsia="Calibri" w:hAnsi="Calibri"/>
@@ -160,7 +160,7 @@
           <w:sz w:val="20"/>
           <w:szCs w:val="20"/>
         </w:rPr>
-        <w:t xml:space="preserve"> of experience across UI and API test automation — from tool selection and framework design to script development, suite execution, and defect reporting. </w:t>
+        <w:t xml:space="preserve"> of experience across UI and API test automation — from tool selection and framework design through script development, suite execution, and defect reporting. </w:t>
       </w:r>
       <w:r>
         <w:rPr>
@@ -171,7 +171,7 @@
           <w:highlight w:val="yellow"/>
           <w:highlightCs w:val="yellow"/>
         </w:rPr>
-        <w:t xml:space="preserve">built a Playwright + TypeScript automation framework for web applications and led Cucumber-based automation across Windows, Android, and iOS</w:t>
+        <w:t xml:space="preserve">Delivered cross-platform automation spanning Windows, Android, iOS, and web</w:t>
       </w:r>
       <w:r>
         <w:rPr>
@@ -191,7 +191,7 @@
           <w:highlight w:val="yellow"/>
           <w:highlightCs w:val="yellow"/>
         </w:rPr>
-        <w:t xml:space="preserve">delivered cross-platform automation spanning Windows, Android, iOS, and web</w:t>
+        <w:t xml:space="preserve">Embedded automated suites into CI/CD pipelines using Jenkins, Gradle, Maven, and Travis CI</w:t>
       </w:r>
       <w:r>
         <w:rPr>
@@ -245,7 +245,7 @@
           <w:sz w:val="20"/>
           <w:szCs w:val="20"/>
         </w:rPr>
-        <w:t xml:space="preserve">Selenium WebDriver · </w:t>
+        <w:t xml:space="preserve">Selenium WebDriver · Playwright · </w:t>
       </w:r>
       <w:r>
         <w:rPr>
@@ -256,16 +256,16 @@
           <w:highlight w:val="yellow"/>
           <w:highlightCs w:val="yellow"/>
         </w:rPr>
-        <w:t xml:space="preserve">Playwright</w:t>
-      </w:r>
-      <w:r>
-        <w:rPr>
-          <w:rFonts w:ascii="Calibri" w:cs="Calibri" w:eastAsia="Calibri" w:hAnsi="Calibri"/>
-          <w:color w:val="3D4451"/>
-          <w:sz w:val="20"/>
-          <w:szCs w:val="20"/>
-        </w:rPr>
-        <w:t xml:space="preserve"> · Cucumber (BDD) · TestNG · Page Object Model</w:t>
+        <w:t xml:space="preserve">Cucumber (BDD)</w:t>
+      </w:r>
+      <w:r>
+        <w:rPr>
+          <w:rFonts w:ascii="Calibri" w:cs="Calibri" w:eastAsia="Calibri" w:hAnsi="Calibri"/>
+          <w:color w:val="3D4451"/>
+          <w:sz w:val="20"/>
+          <w:szCs w:val="20"/>
+        </w:rPr>
+        <w:t xml:space="preserve"> · TestNG · Page Object Model · Selenium Grid</w:t>
       </w:r>
     </w:p>
     <w:p>
@@ -281,16 +281,16 @@
           <w:sz w:val="20"/>
           <w:szCs w:val="20"/>
         </w:rPr>
-        <w:t xml:space="preserve">Languages  </w:t>
-      </w:r>
-      <w:r>
-        <w:rPr>
-          <w:rFonts w:ascii="Calibri" w:cs="Calibri" w:eastAsia="Calibri" w:hAnsi="Calibri"/>
-          <w:color w:val="3D4451"/>
-          <w:sz w:val="20"/>
-          <w:szCs w:val="20"/>
-        </w:rPr>
-        <w:t xml:space="preserve">Java · </w:t>
+        <w:t xml:space="preserve">Platforms Tested  </w:t>
+      </w:r>
+      <w:r>
+        <w:rPr>
+          <w:rFonts w:ascii="Calibri" w:cs="Calibri" w:eastAsia="Calibri" w:hAnsi="Calibri"/>
+          <w:color w:val="3D4451"/>
+          <w:sz w:val="20"/>
+          <w:szCs w:val="20"/>
+        </w:rPr>
+        <w:t xml:space="preserve">Web (Chrome, Firefox, IE) · </w:t>
       </w:r>
       <w:r>
         <w:rPr>
@@ -301,16 +301,16 @@
           <w:highlight w:val="yellow"/>
           <w:highlightCs w:val="yellow"/>
         </w:rPr>
-        <w:t xml:space="preserve">TypeScript</w:t>
-      </w:r>
-      <w:r>
-        <w:rPr>
-          <w:rFonts w:ascii="Calibri" w:cs="Calibri" w:eastAsia="Calibri" w:hAnsi="Calibri"/>
-          <w:color w:val="3D4451"/>
-          <w:sz w:val="20"/>
-          <w:szCs w:val="20"/>
-        </w:rPr>
-        <w:t xml:space="preserve"> · Python · PHP (Codeception)</w:t>
+        <w:t xml:space="preserve">Windows Desktop</w:t>
+      </w:r>
+      <w:r>
+        <w:rPr>
+          <w:rFonts w:ascii="Calibri" w:cs="Calibri" w:eastAsia="Calibri" w:hAnsi="Calibri"/>
+          <w:color w:val="3D4451"/>
+          <w:sz w:val="20"/>
+          <w:szCs w:val="20"/>
+        </w:rPr>
+        <w:t xml:space="preserve"> · Android · iOS · Mobile / Tablet</w:t>
       </w:r>
     </w:p>
     <w:p>
@@ -335,7 +335,18 @@
           <w:sz w:val="20"/>
           <w:szCs w:val="20"/>
         </w:rPr>
-        <w:t xml:space="preserve">REST Assured · Postman · Python API test scripts</w:t>
+        <w:t xml:space="preserve">REST Assured · Postman · </w:t>
+      </w:r>
+      <w:r>
+        <w:rPr>
+          <w:rFonts w:ascii="Calibri" w:cs="Calibri" w:eastAsia="Calibri" w:hAnsi="Calibri"/>
+          <w:color w:val="3D4451"/>
+          <w:sz w:val="20"/>
+          <w:szCs w:val="20"/>
+          <w:highlight w:val="yellow"/>
+          <w:highlightCs w:val="yellow"/>
+        </w:rPr>
+        <w:t xml:space="preserve">Python API test scripts</w:t>
       </w:r>
     </w:p>
     <w:p>
@@ -351,16 +362,16 @@
           <w:sz w:val="20"/>
           <w:szCs w:val="20"/>
         </w:rPr>
-        <w:t xml:space="preserve">CI/CD &amp; Build Tools  </w:t>
-      </w:r>
-      <w:r>
-        <w:rPr>
-          <w:rFonts w:ascii="Calibri" w:cs="Calibri" w:eastAsia="Calibri" w:hAnsi="Calibri"/>
-          <w:color w:val="3D4451"/>
-          <w:sz w:val="20"/>
-          <w:szCs w:val="20"/>
-        </w:rPr>
-        <w:t xml:space="preserve">Jenkins · Gradle · Maven · Travis CI · Git · GitHub</w:t>
+        <w:t xml:space="preserve">Languages  </w:t>
+      </w:r>
+      <w:r>
+        <w:rPr>
+          <w:rFonts w:ascii="Calibri" w:cs="Calibri" w:eastAsia="Calibri" w:hAnsi="Calibri"/>
+          <w:color w:val="3D4451"/>
+          <w:sz w:val="20"/>
+          <w:szCs w:val="20"/>
+        </w:rPr>
+        <w:t xml:space="preserve">Java · TypeScript · Python · PHP (Codeception)</w:t>
       </w:r>
     </w:p>
     <w:p>
@@ -376,6 +387,31 @@
           <w:sz w:val="20"/>
           <w:szCs w:val="20"/>
         </w:rPr>
+        <w:t xml:space="preserve">CI/CD, Build &amp; Cloud  </w:t>
+      </w:r>
+      <w:r>
+        <w:rPr>
+          <w:rFonts w:ascii="Calibri" w:cs="Calibri" w:eastAsia="Calibri" w:hAnsi="Calibri"/>
+          <w:color w:val="3D4451"/>
+          <w:sz w:val="20"/>
+          <w:szCs w:val="20"/>
+        </w:rPr>
+        <w:t xml:space="preserve">Jenkins · Gradle · Maven · Travis CI · Git · GitHub · AWS</w:t>
+      </w:r>
+    </w:p>
+    <w:p>
+      <w:pPr>
+        <w:spacing w:after="55" w:line="250"/>
+      </w:pPr>
+      <w:r>
+        <w:rPr>
+          <w:rFonts w:ascii="Calibri" w:cs="Calibri" w:eastAsia="Calibri" w:hAnsi="Calibri"/>
+          <w:b/>
+          <w:bCs/>
+          <w:color w:val="1A1A1A"/>
+          <w:sz w:val="20"/>
+          <w:szCs w:val="20"/>
+        </w:rPr>
         <w:t xml:space="preserve">Test Management &amp; Methodology  </w:t>
       </w:r>
       <w:r>
@@ -385,7 +421,18 @@
           <w:sz w:val="20"/>
           <w:szCs w:val="20"/>
         </w:rPr>
-        <w:t xml:space="preserve">TestRail · XRay · Jira · Agile Scrum · Kanban · Test Planning &amp; Case Design · Defect Tracking &amp; Reporting</w:t>
+        <w:t xml:space="preserve">TestRail · XRay · Jira · Agile Scrum · Kanban · Test Planning &amp; Case Design · Defect Tracking &amp; Reporting · </w:t>
+      </w:r>
+      <w:r>
+        <w:rPr>
+          <w:rFonts w:ascii="Calibri" w:cs="Calibri" w:eastAsia="Calibri" w:hAnsi="Calibri"/>
+          <w:color w:val="3D4451"/>
+          <w:sz w:val="20"/>
+          <w:szCs w:val="20"/>
+          <w:highlight w:val="yellow"/>
+          <w:highlightCs w:val="yellow"/>
+        </w:rPr>
+        <w:t xml:space="preserve">SDLC / STLC</w:t>
       </w:r>
     </w:p>
     <w:p>
@@ -411,6 +458,140 @@
           <w:szCs w:val="20"/>
         </w:rPr>
         <w:t xml:space="preserve">Automotive Infotainment Systems (VW) · E-commerce Platforms (Magento) · Enterprise Web Applications</w:t>
+      </w:r>
+    </w:p>
+    <w:p>
+      <w:pPr>
+        <w:spacing w:after="55" w:line="250"/>
+      </w:pPr>
+      <w:r>
+        <w:rPr>
+          <w:rFonts w:ascii="Calibri" w:cs="Calibri" w:eastAsia="Calibri" w:hAnsi="Calibri"/>
+          <w:b/>
+          <w:bCs/>
+          <w:color w:val="B02A1F"/>
+          <w:sz w:val="20"/>
+          <w:szCs w:val="20"/>
+        </w:rPr>
+        <w:t xml:space="preserve">[Gate skills — fill or delete this row]</w:t>
+      </w:r>
+      <w:r>
+        <w:rPr>
+          <w:rFonts w:ascii="Calibri" w:cs="Calibri" w:eastAsia="Calibri" w:hAnsi="Calibri"/>
+          <w:b/>
+          <w:bCs/>
+          <w:color w:val="1A1A1A"/>
+          <w:sz w:val="20"/>
+          <w:szCs w:val="20"/>
+        </w:rPr>
+        <w:t xml:space="preserve">  </w:t>
+      </w:r>
+      <w:r>
+        <w:rPr>
+          <w:rFonts w:ascii="Calibri" w:cs="Calibri" w:eastAsia="Calibri" w:hAnsi="Calibri"/>
+          <w:b/>
+          <w:bCs/>
+          <w:color w:val="B02A1F"/>
+          <w:sz w:val="20"/>
+          <w:szCs w:val="20"/>
+        </w:rPr>
+        <w:t xml:space="preserve">[Cypress]</w:t>
+      </w:r>
+      <w:r>
+        <w:rPr>
+          <w:rFonts w:ascii="Calibri" w:cs="Calibri" w:eastAsia="Calibri" w:hAnsi="Calibri"/>
+          <w:color w:val="3D4451"/>
+          <w:sz w:val="20"/>
+          <w:szCs w:val="20"/>
+        </w:rPr>
+        <w:t xml:space="preserve"> · </w:t>
+      </w:r>
+      <w:r>
+        <w:rPr>
+          <w:rFonts w:ascii="Calibri" w:cs="Calibri" w:eastAsia="Calibri" w:hAnsi="Calibri"/>
+          <w:b/>
+          <w:bCs/>
+          <w:color w:val="B02A1F"/>
+          <w:sz w:val="20"/>
+          <w:szCs w:val="20"/>
+        </w:rPr>
+        <w:t xml:space="preserve">[Mocha / Jasmine / Chai]</w:t>
+      </w:r>
+      <w:r>
+        <w:rPr>
+          <w:rFonts w:ascii="Calibri" w:cs="Calibri" w:eastAsia="Calibri" w:hAnsi="Calibri"/>
+          <w:color w:val="3D4451"/>
+          <w:sz w:val="20"/>
+          <w:szCs w:val="20"/>
+        </w:rPr>
+        <w:t xml:space="preserve"> · </w:t>
+      </w:r>
+      <w:r>
+        <w:rPr>
+          <w:rFonts w:ascii="Calibri" w:cs="Calibri" w:eastAsia="Calibri" w:hAnsi="Calibri"/>
+          <w:b/>
+          <w:bCs/>
+          <w:color w:val="B02A1F"/>
+          <w:sz w:val="20"/>
+          <w:szCs w:val="20"/>
+        </w:rPr>
+        <w:t xml:space="preserve">[Jest]</w:t>
+      </w:r>
+      <w:r>
+        <w:rPr>
+          <w:rFonts w:ascii="Calibri" w:cs="Calibri" w:eastAsia="Calibri" w:hAnsi="Calibri"/>
+          <w:color w:val="3D4451"/>
+          <w:sz w:val="20"/>
+          <w:szCs w:val="20"/>
+        </w:rPr>
+        <w:t xml:space="preserve"> · </w:t>
+      </w:r>
+      <w:r>
+        <w:rPr>
+          <w:rFonts w:ascii="Calibri" w:cs="Calibri" w:eastAsia="Calibri" w:hAnsi="Calibri"/>
+          <w:b/>
+          <w:bCs/>
+          <w:color w:val="B02A1F"/>
+          <w:sz w:val="20"/>
+          <w:szCs w:val="20"/>
+        </w:rPr>
+        <w:t xml:space="preserve">[Applitools]</w:t>
+      </w:r>
+      <w:r>
+        <w:rPr>
+          <w:rFonts w:ascii="Calibri" w:cs="Calibri" w:eastAsia="Calibri" w:hAnsi="Calibri"/>
+          <w:color w:val="3D4451"/>
+          <w:sz w:val="20"/>
+          <w:szCs w:val="20"/>
+        </w:rPr>
+        <w:t xml:space="preserve"> · </w:t>
+      </w:r>
+      <w:r>
+        <w:rPr>
+          <w:rFonts w:ascii="Calibri" w:cs="Calibri" w:eastAsia="Calibri" w:hAnsi="Calibri"/>
+          <w:b/>
+          <w:bCs/>
+          <w:color w:val="B02A1F"/>
+          <w:sz w:val="20"/>
+          <w:szCs w:val="20"/>
+        </w:rPr>
+        <w:t xml:space="preserve">[FlaUI]</w:t>
+      </w:r>
+    </w:p>
+    <w:p>
+      <w:pPr>
+        <w:spacing w:after="60" w:before="60" w:line="240"/>
+      </w:pPr>
+      <w:r>
+        <w:rPr>
+          <w:rFonts w:ascii="Calibri" w:cs="Calibri" w:eastAsia="Calibri" w:hAnsi="Calibri"/>
+          <w:i/>
+          <w:iCs/>
+          <w:color w:val="B02A1F"/>
+          <w:sz w:val="17"/>
+          <w:szCs w:val="17"/>
+        </w:rPr>
+        <w:t xml:space="preserve">FILL-IN RULE — every item in the bracketed row above is named by this job description but is not evidenced anywhere in your source resume. Keep only what you have genuinely shipped with and could be questioned on for twenty minutes; delete the rest, then delete the row label itself. Do not soften an entry to "exposure to".</w:t>
       </w:r>
     </w:p>
     <w:p>
@@ -499,7 +680,7 @@
           <w:sz w:val="20"/>
           <w:szCs w:val="20"/>
         </w:rPr>
-        <w:t xml:space="preserve">Develop and maintain a test automation framework for web applications using </w:t>
+        <w:t xml:space="preserve">Design and build test automation from scratch using the </w:t>
       </w:r>
       <w:r>
         <w:rPr>
@@ -510,16 +691,16 @@
           <w:highlight w:val="yellow"/>
           <w:highlightCs w:val="yellow"/>
         </w:rPr>
-        <w:t xml:space="preserve">Playwright</w:t>
-      </w:r>
-      <w:r>
-        <w:rPr>
-          <w:rFonts w:ascii="Calibri" w:cs="Calibri" w:eastAsia="Calibri" w:hAnsi="Calibri"/>
-          <w:color w:val="3D4451"/>
-          <w:sz w:val="20"/>
-          <w:szCs w:val="20"/>
-        </w:rPr>
-        <w:t xml:space="preserve"> with </w:t>
+        <w:t xml:space="preserve">Cucumber</w:t>
+      </w:r>
+      <w:r>
+        <w:rPr>
+          <w:rFonts w:ascii="Calibri" w:cs="Calibri" w:eastAsia="Calibri" w:hAnsi="Calibri"/>
+          <w:color w:val="3D4451"/>
+          <w:sz w:val="20"/>
+          <w:szCs w:val="20"/>
+        </w:rPr>
+        <w:t xml:space="preserve"> framework for </w:t>
       </w:r>
       <w:r>
         <w:rPr>
@@ -530,7 +711,65 @@
           <w:highlight w:val="yellow"/>
           <w:highlightCs w:val="yellow"/>
         </w:rPr>
-        <w:t xml:space="preserve">TypeScript</w:t>
+        <w:t xml:space="preserve">Windows</w:t>
+      </w:r>
+      <w:r>
+        <w:rPr>
+          <w:rFonts w:ascii="Calibri" w:cs="Calibri" w:eastAsia="Calibri" w:hAnsi="Calibri"/>
+          <w:color w:val="3D4451"/>
+          <w:sz w:val="20"/>
+          <w:szCs w:val="20"/>
+        </w:rPr>
+        <w:t xml:space="preserve">-based, Android, and iOS Zertificon applications.</w:t>
+      </w:r>
+    </w:p>
+    <w:p>
+      <w:pPr>
+        <w:pStyle w:val="ListParagraph"/>
+        <w:numPr>
+          <w:ilvl w:val="0"/>
+          <w:numId w:val="2"/>
+        </w:numPr>
+        <w:spacing w:after="55" w:line="250"/>
+      </w:pPr>
+      <w:r>
+        <w:rPr>
+          <w:rFonts w:ascii="Calibri" w:cs="Calibri" w:eastAsia="Calibri" w:hAnsi="Calibri"/>
+          <w:color w:val="3D4451"/>
+          <w:sz w:val="20"/>
+          <w:szCs w:val="20"/>
+        </w:rPr>
+        <w:t xml:space="preserve">Build and maintain test automation for the Zertificon website using the Cucumber framework with Selenium and Java.</w:t>
+      </w:r>
+    </w:p>
+    <w:p>
+      <w:pPr>
+        <w:pStyle w:val="ListParagraph"/>
+        <w:numPr>
+          <w:ilvl w:val="0"/>
+          <w:numId w:val="2"/>
+        </w:numPr>
+        <w:spacing w:after="55" w:line="250"/>
+      </w:pPr>
+      <w:r>
+        <w:rPr>
+          <w:rFonts w:ascii="Calibri" w:cs="Calibri" w:eastAsia="Calibri" w:hAnsi="Calibri"/>
+          <w:color w:val="3D4451"/>
+          <w:sz w:val="20"/>
+          <w:szCs w:val="20"/>
+        </w:rPr>
+        <w:t xml:space="preserve">Use Gradle as the build management tool and Jenkins for </w:t>
+      </w:r>
+      <w:r>
+        <w:rPr>
+          <w:rFonts w:ascii="Calibri" w:cs="Calibri" w:eastAsia="Calibri" w:hAnsi="Calibri"/>
+          <w:color w:val="3D4451"/>
+          <w:sz w:val="20"/>
+          <w:szCs w:val="20"/>
+          <w:highlight w:val="yellow"/>
+          <w:highlightCs w:val="yellow"/>
+        </w:rPr>
+        <w:t xml:space="preserve">CI/CD</w:t>
       </w:r>
       <w:r>
         <w:rPr>
@@ -558,26 +797,7 @@
           <w:sz w:val="20"/>
           <w:szCs w:val="20"/>
         </w:rPr>
-        <w:t xml:space="preserve">Design and build test automation from scratch using the Cucumber framework for Windows-based, Android, and iOS Zertificon applications.</w:t>
-      </w:r>
-    </w:p>
-    <w:p>
-      <w:pPr>
-        <w:pStyle w:val="ListParagraph"/>
-        <w:numPr>
-          <w:ilvl w:val="0"/>
-          <w:numId w:val="2"/>
-        </w:numPr>
-        <w:spacing w:after="55" w:line="250"/>
-      </w:pPr>
-      <w:r>
-        <w:rPr>
-          <w:rFonts w:ascii="Calibri" w:cs="Calibri" w:eastAsia="Calibri" w:hAnsi="Calibri"/>
-          <w:color w:val="3D4451"/>
-          <w:sz w:val="20"/>
-          <w:szCs w:val="20"/>
-        </w:rPr>
-        <w:t xml:space="preserve">Build and maintain test automation for the Zertificon website using the Cucumber framework with Selenium and Java.</w:t>
+        <w:t xml:space="preserve">Develop and maintain a test automation framework for web applications using Playwright with TypeScript.</w:t>
       </w:r>
     </w:p>
     <w:p>
@@ -597,25 +817,6 @@
           <w:szCs w:val="20"/>
         </w:rPr>
         <w:t xml:space="preserve">Write and maintain test cases for Zertificon applications in the TestRail test case management tool.</w:t>
-      </w:r>
-    </w:p>
-    <w:p>
-      <w:pPr>
-        <w:pStyle w:val="ListParagraph"/>
-        <w:numPr>
-          <w:ilvl w:val="0"/>
-          <w:numId w:val="2"/>
-        </w:numPr>
-        <w:spacing w:after="55" w:line="250"/>
-      </w:pPr>
-      <w:r>
-        <w:rPr>
-          <w:rFonts w:ascii="Calibri" w:cs="Calibri" w:eastAsia="Calibri" w:hAnsi="Calibri"/>
-          <w:color w:val="3D4451"/>
-          <w:sz w:val="20"/>
-          <w:szCs w:val="20"/>
-        </w:rPr>
-        <w:t xml:space="preserve">Use Gradle as the build management tool and Jenkins for CI/CD.</w:t>
       </w:r>
     </w:p>
     <w:p>
@@ -703,6 +904,64 @@
           <w:sz w:val="20"/>
           <w:szCs w:val="20"/>
         </w:rPr>
+        <w:t xml:space="preserve">Automated infotainment system backend </w:t>
+      </w:r>
+      <w:r>
+        <w:rPr>
+          <w:rFonts w:ascii="Calibri" w:cs="Calibri" w:eastAsia="Calibri" w:hAnsi="Calibri"/>
+          <w:color w:val="3D4451"/>
+          <w:sz w:val="20"/>
+          <w:szCs w:val="20"/>
+          <w:highlight w:val="yellow"/>
+          <w:highlightCs w:val="yellow"/>
+        </w:rPr>
+        <w:t xml:space="preserve">API</w:t>
+      </w:r>
+      <w:r>
+        <w:rPr>
+          <w:rFonts w:ascii="Calibri" w:cs="Calibri" w:eastAsia="Calibri" w:hAnsi="Calibri"/>
+          <w:color w:val="3D4451"/>
+          <w:sz w:val="20"/>
+          <w:szCs w:val="20"/>
+        </w:rPr>
+        <w:t xml:space="preserve">s using the REST Assured framework and Postman for manual API testing.</w:t>
+      </w:r>
+    </w:p>
+    <w:p>
+      <w:pPr>
+        <w:pStyle w:val="ListParagraph"/>
+        <w:numPr>
+          <w:ilvl w:val="0"/>
+          <w:numId w:val="2"/>
+        </w:numPr>
+        <w:spacing w:after="55" w:line="250"/>
+      </w:pPr>
+      <w:r>
+        <w:rPr>
+          <w:rFonts w:ascii="Calibri" w:cs="Calibri" w:eastAsia="Calibri" w:hAnsi="Calibri"/>
+          <w:color w:val="3D4451"/>
+          <w:sz w:val="20"/>
+          <w:szCs w:val="20"/>
+        </w:rPr>
+        <w:t xml:space="preserve">Used Maven as the build management tool and Jenkins / Travis CI for continuous integration.</w:t>
+      </w:r>
+    </w:p>
+    <w:p>
+      <w:pPr>
+        <w:pStyle w:val="ListParagraph"/>
+        <w:numPr>
+          <w:ilvl w:val="0"/>
+          <w:numId w:val="2"/>
+        </w:numPr>
+        <w:spacing w:after="55" w:line="250"/>
+      </w:pPr>
+      <w:r>
+        <w:rPr>
+          <w:rFonts w:ascii="Calibri" w:cs="Calibri" w:eastAsia="Calibri" w:hAnsi="Calibri"/>
+          <w:color w:val="3D4451"/>
+          <w:sz w:val="20"/>
+          <w:szCs w:val="20"/>
+        </w:rPr>
         <w:t xml:space="preserve">Owned testing of the Volkswagen in-car infotainment app "We Experience" for the VW Passat and VW Golf as the sole QA resource on the product.</w:t>
       </w:r>
     </w:p>
@@ -742,44 +1001,6 @@
           <w:szCs w:val="20"/>
         </w:rPr>
         <w:t xml:space="preserve">Designed a test automation framework using Selenium, Java, and TestNG for the in-car infotainment app.</w:t>
-      </w:r>
-    </w:p>
-    <w:p>
-      <w:pPr>
-        <w:pStyle w:val="ListParagraph"/>
-        <w:numPr>
-          <w:ilvl w:val="0"/>
-          <w:numId w:val="2"/>
-        </w:numPr>
-        <w:spacing w:after="55" w:line="250"/>
-      </w:pPr>
-      <w:r>
-        <w:rPr>
-          <w:rFonts w:ascii="Calibri" w:cs="Calibri" w:eastAsia="Calibri" w:hAnsi="Calibri"/>
-          <w:color w:val="3D4451"/>
-          <w:sz w:val="20"/>
-          <w:szCs w:val="20"/>
-        </w:rPr>
-        <w:t xml:space="preserve">Automated infotainment system backend APIs using the REST Assured framework and Postman for manual API testing.</w:t>
-      </w:r>
-    </w:p>
-    <w:p>
-      <w:pPr>
-        <w:pStyle w:val="ListParagraph"/>
-        <w:numPr>
-          <w:ilvl w:val="0"/>
-          <w:numId w:val="2"/>
-        </w:numPr>
-        <w:spacing w:after="55" w:line="250"/>
-      </w:pPr>
-      <w:r>
-        <w:rPr>
-          <w:rFonts w:ascii="Calibri" w:cs="Calibri" w:eastAsia="Calibri" w:hAnsi="Calibri"/>
-          <w:color w:val="3D4451"/>
-          <w:sz w:val="20"/>
-          <w:szCs w:val="20"/>
-        </w:rPr>
-        <w:t xml:space="preserve">Used Maven as the build management tool and Jenkins / Travis CI for continuous integration.</w:t>
       </w:r>
     </w:p>
     <w:p>
@@ -886,6 +1107,45 @@
           <w:sz w:val="20"/>
           <w:szCs w:val="20"/>
         </w:rPr>
+        <w:t xml:space="preserve">Performed the complete testing lifecycle — </w:t>
+      </w:r>
+      <w:r>
+        <w:rPr>
+          <w:rFonts w:ascii="Calibri" w:cs="Calibri" w:eastAsia="Calibri" w:hAnsi="Calibri"/>
+          <w:color w:val="3D4451"/>
+          <w:sz w:val="20"/>
+          <w:szCs w:val="20"/>
+          <w:highlight w:val="yellow"/>
+          <w:highlightCs w:val="yellow"/>
+        </w:rPr>
+        <w:t xml:space="preserve">regression</w:t>
+      </w:r>
+      <w:r>
+        <w:rPr>
+          <w:rFonts w:ascii="Calibri" w:cs="Calibri" w:eastAsia="Calibri" w:hAnsi="Calibri"/>
+          <w:color w:val="3D4451"/>
+          <w:sz w:val="20"/>
+          <w:szCs w:val="20"/>
+        </w:rPr>
+        <w:t xml:space="preserve"> testing of fixed bugs and new builds, sanity testing, and user testing — following Scrum and Kanban.</w:t>
+      </w:r>
+    </w:p>
+    <w:p>
+      <w:pPr>
+        <w:pStyle w:val="ListParagraph"/>
+        <w:numPr>
+          <w:ilvl w:val="0"/>
+          <w:numId w:val="2"/>
+        </w:numPr>
+        <w:spacing w:after="55" w:line="250"/>
+      </w:pPr>
+      <w:r>
+        <w:rPr>
+          <w:rFonts w:ascii="Calibri" w:cs="Calibri" w:eastAsia="Calibri" w:hAnsi="Calibri"/>
+          <w:color w:val="3D4451"/>
+          <w:sz w:val="20"/>
+          <w:szCs w:val="20"/>
+        </w:rPr>
         <w:t xml:space="preserve">Owned testing for all 13 e-commerce shops across Europe as the sole QA engineer.</w:t>
       </w:r>
     </w:p>
@@ -1020,25 +1280,6 @@
           <w:szCs w:val="20"/>
         </w:rPr>
         <w:t xml:space="preserve">Used Git for version control and worked within AWS infrastructure.</w:t>
-      </w:r>
-    </w:p>
-    <w:p>
-      <w:pPr>
-        <w:pStyle w:val="ListParagraph"/>
-        <w:numPr>
-          <w:ilvl w:val="0"/>
-          <w:numId w:val="2"/>
-        </w:numPr>
-        <w:spacing w:after="55" w:line="250"/>
-      </w:pPr>
-      <w:r>
-        <w:rPr>
-          <w:rFonts w:ascii="Calibri" w:cs="Calibri" w:eastAsia="Calibri" w:hAnsi="Calibri"/>
-          <w:color w:val="3D4451"/>
-          <w:sz w:val="20"/>
-          <w:szCs w:val="20"/>
-        </w:rPr>
-        <w:t xml:space="preserve">Performed the complete testing lifecycle — regression testing of fixed bugs and new builds, sanity testing, and user testing — following Scrum and Kanban.</w:t>
       </w:r>
     </w:p>
     <w:p>
@@ -1107,26 +1348,26 @@
           <w:sz w:val="20"/>
           <w:szCs w:val="20"/>
         </w:rPr>
+        <w:t xml:space="preserve">Wrote automated test scripts for APIs in Python and tested APIs using Postman.</w:t>
+      </w:r>
+    </w:p>
+    <w:p>
+      <w:pPr>
+        <w:pStyle w:val="ListParagraph"/>
+        <w:numPr>
+          <w:ilvl w:val="0"/>
+          <w:numId w:val="2"/>
+        </w:numPr>
+        <w:spacing w:after="55" w:line="250"/>
+      </w:pPr>
+      <w:r>
+        <w:rPr>
+          <w:rFonts w:ascii="Calibri" w:cs="Calibri" w:eastAsia="Calibri" w:hAnsi="Calibri"/>
+          <w:color w:val="3D4451"/>
+          <w:sz w:val="20"/>
+          <w:szCs w:val="20"/>
+        </w:rPr>
         <w:t xml:space="preserve">Designed a test automation framework using Selenium with Python in the Page Object Model pattern.</w:t>
-      </w:r>
-    </w:p>
-    <w:p>
-      <w:pPr>
-        <w:pStyle w:val="ListParagraph"/>
-        <w:numPr>
-          <w:ilvl w:val="0"/>
-          <w:numId w:val="2"/>
-        </w:numPr>
-        <w:spacing w:after="55" w:line="250"/>
-      </w:pPr>
-      <w:r>
-        <w:rPr>
-          <w:rFonts w:ascii="Calibri" w:cs="Calibri" w:eastAsia="Calibri" w:hAnsi="Calibri"/>
-          <w:color w:val="3D4451"/>
-          <w:sz w:val="20"/>
-          <w:szCs w:val="20"/>
-        </w:rPr>
-        <w:t xml:space="preserve">Wrote automated test scripts for APIs in Python and tested APIs using Postman.</w:t>
       </w:r>
     </w:p>
     <w:p>
@@ -1214,26 +1455,46 @@
           <w:sz w:val="20"/>
           <w:szCs w:val="20"/>
         </w:rPr>
+        <w:t xml:space="preserve">Performed the complete testing lifecycle — regression, sanity, and user testing — applying </w:t>
+      </w:r>
+      <w:r>
+        <w:rPr>
+          <w:rFonts w:ascii="Calibri" w:cs="Calibri" w:eastAsia="Calibri" w:hAnsi="Calibri"/>
+          <w:color w:val="3D4451"/>
+          <w:sz w:val="20"/>
+          <w:szCs w:val="20"/>
+          <w:highlight w:val="yellow"/>
+          <w:highlightCs w:val="yellow"/>
+        </w:rPr>
+        <w:t xml:space="preserve">SDLC</w:t>
+      </w:r>
+      <w:r>
+        <w:rPr>
+          <w:rFonts w:ascii="Calibri" w:cs="Calibri" w:eastAsia="Calibri" w:hAnsi="Calibri"/>
+          <w:color w:val="3D4451"/>
+          <w:sz w:val="20"/>
+          <w:szCs w:val="20"/>
+        </w:rPr>
+        <w:t xml:space="preserve"> quality practices and filing defects in Jira.</w:t>
+      </w:r>
+    </w:p>
+    <w:p>
+      <w:pPr>
+        <w:pStyle w:val="ListParagraph"/>
+        <w:numPr>
+          <w:ilvl w:val="0"/>
+          <w:numId w:val="2"/>
+        </w:numPr>
+        <w:spacing w:after="55" w:line="250"/>
+      </w:pPr>
+      <w:r>
+        <w:rPr>
+          <w:rFonts w:ascii="Calibri" w:cs="Calibri" w:eastAsia="Calibri" w:hAnsi="Calibri"/>
+          <w:color w:val="3D4451"/>
+          <w:sz w:val="20"/>
+          <w:szCs w:val="20"/>
+        </w:rPr>
         <w:t xml:space="preserve">Wrote and executed manual and automated test cases using Selenium in Python, running scripts via Selenium Grid.</w:t>
-      </w:r>
-    </w:p>
-    <w:p>
-      <w:pPr>
-        <w:pStyle w:val="ListParagraph"/>
-        <w:numPr>
-          <w:ilvl w:val="0"/>
-          <w:numId w:val="2"/>
-        </w:numPr>
-        <w:spacing w:after="55" w:line="250"/>
-      </w:pPr>
-      <w:r>
-        <w:rPr>
-          <w:rFonts w:ascii="Calibri" w:cs="Calibri" w:eastAsia="Calibri" w:hAnsi="Calibri"/>
-          <w:color w:val="3D4451"/>
-          <w:sz w:val="20"/>
-          <w:szCs w:val="20"/>
-        </w:rPr>
-        <w:t xml:space="preserve">Performed the complete testing lifecycle — regression, sanity, and user testing — applying SDLC quality practices and filing defects in Jira.</w:t>
       </w:r>
     </w:p>
     <w:p>
